--- a/Sock Em Up Updates.docx
+++ b/Sock Em Up Updates.docx
@@ -91,14 +91,16 @@
           <w:numId w:val="1"/>
         </w:numPr>
         <w:rPr>
-          <w:lang w:val="en-CA"/>
-        </w:rPr>
-      </w:pPr>
-      <w:r>
-        <w:rPr>
-          <w:lang w:val="en-CA"/>
-        </w:rPr>
-        <w:t>Expand animations for Martha</w:t>
+          <w:strike/>
+          <w:lang w:val="en-CA"/>
+        </w:rPr>
+      </w:pPr>
+      <w:r>
+        <w:rPr>
+          <w:strike/>
+          <w:lang w:val="en-CA"/>
+        </w:rPr>
+        <w:t>Improve pathing for Martha AI</w:t>
       </w:r>
     </w:p>
     <w:p>
@@ -109,14 +111,32 @@
           <w:numId w:val="1"/>
         </w:numPr>
         <w:rPr>
-          <w:lang w:val="en-CA"/>
-        </w:rPr>
-      </w:pPr>
-      <w:r>
-        <w:rPr>
-          <w:lang w:val="en-CA"/>
-        </w:rPr>
-        <w:t>Improve pathing for Martha AI</w:t>
+          <w:strike/>
+          <w:lang w:val="en-CA"/>
+        </w:rPr>
+      </w:pPr>
+      <w:r>
+        <w:rPr>
+          <w:strike/>
+          <w:lang w:val="en-CA"/>
+        </w:rPr>
+        <w:t xml:space="preserve">Add ‘catch radius’ to </w:t>
+      </w:r>
+      <w:proofErr w:type="spellStart"/>
+      <w:r>
+        <w:rPr>
+          <w:strike/>
+          <w:lang w:val="en-CA"/>
+        </w:rPr>
+        <w:t>martha</w:t>
+      </w:r>
+      <w:proofErr w:type="spellEnd"/>
+      <w:r>
+        <w:rPr>
+          <w:strike/>
+          <w:lang w:val="en-CA"/>
+        </w:rPr>
+        <w:t xml:space="preserve"> to give more forgiveness</w:t>
       </w:r>
     </w:p>
     <w:p>
@@ -127,28 +147,16 @@
           <w:numId w:val="1"/>
         </w:numPr>
         <w:rPr>
-          <w:lang w:val="en-CA"/>
-        </w:rPr>
-      </w:pPr>
-      <w:r>
-        <w:rPr>
-          <w:lang w:val="en-CA"/>
-        </w:rPr>
-        <w:t xml:space="preserve">Add ‘catch radius’ to </w:t>
-      </w:r>
-      <w:proofErr w:type="spellStart"/>
-      <w:r>
-        <w:rPr>
-          <w:lang w:val="en-CA"/>
-        </w:rPr>
-        <w:t>martha</w:t>
-      </w:r>
-      <w:proofErr w:type="spellEnd"/>
-      <w:r>
-        <w:rPr>
-          <w:lang w:val="en-CA"/>
-        </w:rPr>
-        <w:t xml:space="preserve"> to give more forgiveness</w:t>
+          <w:strike/>
+          <w:lang w:val="en-CA"/>
+        </w:rPr>
+      </w:pPr>
+      <w:r>
+        <w:rPr>
+          <w:strike/>
+          <w:lang w:val="en-CA"/>
+        </w:rPr>
+        <w:t xml:space="preserve">Add perfect catches to increase score? </w:t>
       </w:r>
     </w:p>
     <w:p>
@@ -159,14 +167,16 @@
           <w:numId w:val="1"/>
         </w:numPr>
         <w:rPr>
-          <w:lang w:val="en-CA"/>
-        </w:rPr>
-      </w:pPr>
-      <w:r>
-        <w:rPr>
-          <w:lang w:val="en-CA"/>
-        </w:rPr>
-        <w:t xml:space="preserve">Add perfect catches to increase score? </w:t>
+          <w:strike/>
+          <w:lang w:val="en-CA"/>
+        </w:rPr>
+      </w:pPr>
+      <w:r>
+        <w:rPr>
+          <w:strike/>
+          <w:lang w:val="en-CA"/>
+        </w:rPr>
+        <w:t>Add story intro</w:t>
       </w:r>
     </w:p>
     <w:p>
@@ -177,14 +187,30 @@
           <w:numId w:val="1"/>
         </w:numPr>
         <w:rPr>
-          <w:lang w:val="en-CA"/>
-        </w:rPr>
-      </w:pPr>
-      <w:r>
-        <w:rPr>
-          <w:lang w:val="en-CA"/>
-        </w:rPr>
-        <w:t>Add story intro</w:t>
+          <w:strike/>
+          <w:lang w:val="en-CA"/>
+        </w:rPr>
+      </w:pPr>
+      <w:r>
+        <w:rPr>
+          <w:strike/>
+          <w:lang w:val="en-CA"/>
+        </w:rPr>
+        <w:t xml:space="preserve">Add </w:t>
+      </w:r>
+      <w:r>
+        <w:rPr>
+          <w:strike/>
+          <w:lang w:val="en-CA"/>
+        </w:rPr>
+        <w:t xml:space="preserve">3 </w:t>
+      </w:r>
+      <w:r>
+        <w:rPr>
+          <w:strike/>
+          <w:lang w:val="en-CA"/>
+        </w:rPr>
+        <w:t>more levels</w:t>
       </w:r>
     </w:p>
     <w:p>
@@ -202,7 +228,7 @@
         <w:rPr>
           <w:lang w:val="en-CA"/>
         </w:rPr>
-        <w:t>Add ending reward</w:t>
+        <w:t>Make compatible with GFL app</w:t>
       </w:r>
     </w:p>
     <w:p>
@@ -213,26 +239,16 @@
           <w:numId w:val="1"/>
         </w:numPr>
         <w:rPr>
-          <w:lang w:val="en-CA"/>
-        </w:rPr>
-      </w:pPr>
-      <w:r>
-        <w:rPr>
-          <w:lang w:val="en-CA"/>
-        </w:rPr>
-        <w:t xml:space="preserve">Add </w:t>
-      </w:r>
-      <w:r>
-        <w:rPr>
-          <w:lang w:val="en-CA"/>
-        </w:rPr>
-        <w:t xml:space="preserve">3 </w:t>
-      </w:r>
-      <w:r>
-        <w:rPr>
-          <w:lang w:val="en-CA"/>
-        </w:rPr>
-        <w:t>more levels</w:t>
+          <w:strike/>
+          <w:lang w:val="en-CA"/>
+        </w:rPr>
+      </w:pPr>
+      <w:r>
+        <w:rPr>
+          <w:strike/>
+          <w:lang w:val="en-CA"/>
+        </w:rPr>
+        <w:t>Backgrounds – different for each level? More socks!</w:t>
       </w:r>
     </w:p>
     <w:p>
@@ -243,14 +259,21 @@
           <w:numId w:val="1"/>
         </w:numPr>
         <w:rPr>
-          <w:lang w:val="en-CA"/>
-        </w:rPr>
-      </w:pPr>
-      <w:r>
-        <w:rPr>
-          <w:lang w:val="en-CA"/>
-        </w:rPr>
-        <w:t>Make compatible with GFL app</w:t>
+          <w:strike/>
+          <w:lang w:val="en-CA"/>
+        </w:rPr>
+      </w:pPr>
+      <w:r>
+        <w:rPr>
+          <w:strike/>
+        </w:rPr>
+        <w:t>Accessibility Enhancements</w:t>
+      </w:r>
+      <w:r>
+        <w:rPr>
+          <w:strike/>
+        </w:rPr>
+        <w:t xml:space="preserve"> – touch screen</w:t>
       </w:r>
     </w:p>
     <w:p>
@@ -261,14 +284,15 @@
           <w:numId w:val="1"/>
         </w:numPr>
         <w:rPr>
-          <w:lang w:val="en-CA"/>
-        </w:rPr>
-      </w:pPr>
-      <w:r>
-        <w:rPr>
-          <w:lang w:val="en-CA"/>
-        </w:rPr>
-        <w:t>Backgrounds – different for each level? More socks!</w:t>
+          <w:strike/>
+          <w:lang w:val="en-CA"/>
+        </w:rPr>
+      </w:pPr>
+      <w:r>
+        <w:rPr>
+          <w:strike/>
+        </w:rPr>
+        <w:t>Encouraging Feedback</w:t>
       </w:r>
     </w:p>
     <w:p>
@@ -279,11 +303,15 @@
           <w:numId w:val="1"/>
         </w:numPr>
         <w:rPr>
-          <w:lang w:val="en-CA"/>
-        </w:rPr>
-      </w:pPr>
-      <w:r>
-        <w:t>Accessibility Enhancements</w:t>
+          <w:strike/>
+          <w:lang w:val="en-CA"/>
+        </w:rPr>
+      </w:pPr>
+      <w:r>
+        <w:rPr>
+          <w:strike/>
+        </w:rPr>
+        <w:t>Add pause for sorting section</w:t>
       </w:r>
     </w:p>
     <w:p>
@@ -298,7 +326,34 @@
         </w:rPr>
       </w:pPr>
       <w:r>
-        <w:t>Encouraging Feedback</w:t>
+        <w:t>Progressive Difficulty Option</w:t>
+      </w:r>
+      <w:r>
+        <w:t xml:space="preserve"> – start with easy, then unlock NEW GAME +1 that’s a bit faster after clearing all levels. Keep unlocking </w:t>
+      </w:r>
+      <w:proofErr w:type="gramStart"/>
+      <w:r>
+        <w:t>harder and harder</w:t>
+      </w:r>
+      <w:proofErr w:type="gramEnd"/>
+      <w:r>
+        <w:t xml:space="preserve"> versions after clearing the +, (+2, +3, +4 </w:t>
+      </w:r>
+      <w:proofErr w:type="spellStart"/>
+      <w:r>
+        <w:t>etc</w:t>
+      </w:r>
+      <w:proofErr w:type="spellEnd"/>
+      <w:r>
+        <w:t xml:space="preserve">) this extends </w:t>
+      </w:r>
+      <w:proofErr w:type="gramStart"/>
+      <w:r>
+        <w:t>the life</w:t>
+      </w:r>
+      <w:proofErr w:type="gramEnd"/>
+      <w:r>
+        <w:t xml:space="preserve"> without requiring much more work. </w:t>
       </w:r>
     </w:p>
     <w:p>
@@ -309,67 +364,14 @@
           <w:numId w:val="1"/>
         </w:numPr>
         <w:rPr>
-          <w:lang w:val="en-CA"/>
-        </w:rPr>
-      </w:pPr>
-      <w:r>
-        <w:t>Add pause for sorting section</w:t>
-      </w:r>
-    </w:p>
-    <w:p>
-      <w:pPr>
-        <w:pStyle w:val="ListParagraph"/>
-        <w:numPr>
-          <w:ilvl w:val="0"/>
-          <w:numId w:val="1"/>
-        </w:numPr>
-        <w:rPr>
-          <w:lang w:val="en-CA"/>
-        </w:rPr>
-      </w:pPr>
-      <w:r>
-        <w:t>Progressive Difficulty Option</w:t>
-      </w:r>
-      <w:r>
-        <w:t xml:space="preserve"> – start with easy, then unlock NEW GAME +1 that’s a bit faster after clearing all levels. Keep unlocking </w:t>
-      </w:r>
-      <w:proofErr w:type="gramStart"/>
-      <w:r>
-        <w:t>harder and harder</w:t>
-      </w:r>
-      <w:proofErr w:type="gramEnd"/>
-      <w:r>
-        <w:t xml:space="preserve"> versions after clearing the +, (+2, +3, +4 </w:t>
-      </w:r>
-      <w:proofErr w:type="spellStart"/>
-      <w:r>
-        <w:t>etc</w:t>
-      </w:r>
-      <w:proofErr w:type="spellEnd"/>
-      <w:r>
-        <w:t xml:space="preserve">) this extends </w:t>
-      </w:r>
-      <w:proofErr w:type="gramStart"/>
-      <w:r>
-        <w:t>the life</w:t>
-      </w:r>
-      <w:proofErr w:type="gramEnd"/>
-      <w:r>
-        <w:t xml:space="preserve"> without requiring much more work. </w:t>
-      </w:r>
-    </w:p>
-    <w:p>
-      <w:pPr>
-        <w:pStyle w:val="ListParagraph"/>
-        <w:numPr>
-          <w:ilvl w:val="0"/>
-          <w:numId w:val="1"/>
-        </w:numPr>
+          <w:strike/>
+        </w:rPr>
       </w:pPr>
       <w:r>
         <w:rPr>
           <w:b/>
           <w:bCs/>
+          <w:strike/>
         </w:rPr>
         <w:t>Mini Achievement System</w:t>
       </w:r>
@@ -381,8 +383,14 @@
           <w:ilvl w:val="1"/>
           <w:numId w:val="1"/>
         </w:numPr>
-      </w:pPr>
-      <w:r>
+        <w:rPr>
+          <w:strike/>
+        </w:rPr>
+      </w:pPr>
+      <w:r>
+        <w:rPr>
+          <w:strike/>
+        </w:rPr>
         <w:t>"First Match", "Perfect Throw", "Speedy Matcher", "Martha's Favorite"</w:t>
       </w:r>
     </w:p>
@@ -1452,6 +1460,7 @@
   <w:style w:type="character" w:default="1" w:styleId="DefaultParagraphFont">
     <w:name w:val="Default Paragraph Font"/>
     <w:uiPriority w:val="1"/>
+    <w:semiHidden/>
     <w:unhideWhenUsed/>
   </w:style>
   <w:style w:type="table" w:default="1" w:styleId="TableNormal">
